--- a/tracked_scripts/u1/m4/synthesis/Module 4 - Unedited Script.docx
+++ b/tracked_scripts/u1/m4/synthesis/Module 4 - Unedited Script.docx
@@ -113,6 +113,48 @@
           <w:i w:val="0"/>
         </w:rPr>
         <w:t>• 1.4.3 Graph as Picture (TERTIARY) — Misconception #16</w:t>
+      </w:r>
+    </w:p>
+    <w:p>
+      <w:pPr>
+        <w:spacing w:before="120" w:after="40"/>
+      </w:pPr>
+      <w:r>
+        <w:rPr>
+          <w:rFonts w:ascii="Calibri" w:hAnsi="Calibri"/>
+          <w:b/>
+          <w:i w:val="0"/>
+        </w:rPr>
+        <w:t xml:space="preserve">Building From: </w:t>
+      </w:r>
+      <w:r>
+        <w:rPr>
+          <w:rFonts w:ascii="Calibri" w:hAnsi="Calibri"/>
+          <w:b w:val="0"/>
+          <w:i w:val="0"/>
+        </w:rPr>
+        <w:t>Students learned to create BOTH picture graphs AND bar graphs with scale of 5\. They understand skip-counting as the strategy for reading scaled graphs. They know that bars show the same data as symbols ("same data, different format"). They are comfortable with both vertical and horizontal orientations. M3 Synthesis told them: "Next time: scale of 10\. Each symbol will show even more\!"</w:t>
+      </w:r>
+    </w:p>
+    <w:p>
+      <w:pPr>
+        <w:spacing w:before="40" w:after="40"/>
+      </w:pPr>
+      <w:r>
+        <w:rPr>
+          <w:rFonts w:ascii="Calibri" w:hAnsi="Calibri"/>
+          <w:b/>
+          <w:i w:val="0"/>
+        </w:rPr>
+        <w:t xml:space="preserve">Building Toward: </w:t>
+      </w:r>
+      <w:r>
+        <w:rPr>
+          <w:rFonts w:ascii="Calibri" w:hAnsi="Calibri"/>
+          <w:b w:val="0"/>
+          <w:i w:val="0"/>
+        </w:rPr>
+        <w:t>Students will learn to CHOOSE the right scale for their data. M4 gives them a fourth scale in their toolkit (1, 2, 5, 10). M5's focus is strategic decision-making: "If data ranges from 5-47, which scale works best?" M4 does NOT include scale comparison or selection—students use scale of 10 exclusively. ---</w:t>
       </w:r>
     </w:p>
     <w:p>
@@ -231,7 +273,7 @@
           <w:b/>
           <w:i w:val="0"/>
         </w:rPr>
-        <w:t xml:space="preserve">• Options:  </w:t>
+        <w:t xml:space="preserve">• Answer option (optional):  </w:t>
       </w:r>
       <w:r>
         <w:rPr>
@@ -241,7 +283,7 @@
           <w:color w:val="6E6E6E"/>
           <w:sz w:val="19"/>
         </w:rPr>
-        <w:t>The available answer choices</w:t>
+        <w:t>The available answer choice, nested under Prompt</w:t>
       </w:r>
     </w:p>
     <w:p>
@@ -413,9 +455,7 @@
         <w:rPr>
           <w:rFonts w:ascii="Calibri" w:hAnsi="Calibri"/>
           <w:b/>
-          <w:i/>
-          <w:color w:val="6E6E6E"/>
-          <w:sz w:val="19"/>
+          <w:i w:val="0"/>
         </w:rPr>
         <w:t xml:space="preserve">Visual: </w:t>
       </w:r>
@@ -423,9 +463,7 @@
         <w:rPr>
           <w:rFonts w:ascii="Calibri" w:hAnsi="Calibri"/>
           <w:b w:val="0"/>
-          <w:i/>
-          <w:color w:val="6E6E6E"/>
-          <w:sz w:val="19"/>
+          <w:i w:val="0"/>
         </w:rPr>
         <w:t>Vertical bar graph appears on left. Scale of 1. Axis shows 0, 1, 2, 3... 20. Bar reaches 20. 20 axis lines visible.</w:t>
       </w:r>
@@ -439,9 +477,7 @@
         <w:rPr>
           <w:rFonts w:ascii="Calibri" w:hAnsi="Calibri"/>
           <w:b/>
-          <w:i/>
-          <w:color w:val="6E6E6E"/>
-          <w:sz w:val="19"/>
+          <w:i w:val="0"/>
         </w:rPr>
         <w:t xml:space="preserve">Visual: </w:t>
       </w:r>
@@ -449,9 +485,7 @@
         <w:rPr>
           <w:rFonts w:ascii="Calibri" w:hAnsi="Calibri"/>
           <w:b w:val="0"/>
-          <w:i/>
-          <w:color w:val="6E6E6E"/>
-          <w:sz w:val="19"/>
+          <w:i w:val="0"/>
         </w:rPr>
         <w:t>Vertical bar graph appears second from left. Scale of 2. Axis shows 0, 2, 4, 6... 20. Bar reaches 20. 10 axis lines visible.</w:t>
       </w:r>
@@ -465,9 +499,7 @@
         <w:rPr>
           <w:rFonts w:ascii="Calibri" w:hAnsi="Calibri"/>
           <w:b/>
-          <w:i/>
-          <w:color w:val="6E6E6E"/>
-          <w:sz w:val="19"/>
+          <w:i w:val="0"/>
         </w:rPr>
         <w:t xml:space="preserve">Visual: </w:t>
       </w:r>
@@ -475,9 +507,7 @@
         <w:rPr>
           <w:rFonts w:ascii="Calibri" w:hAnsi="Calibri"/>
           <w:b w:val="0"/>
-          <w:i/>
-          <w:color w:val="6E6E6E"/>
-          <w:sz w:val="19"/>
+          <w:i w:val="0"/>
         </w:rPr>
         <w:t>Vertical bar graph appears third from left. Scale of 5. Axis shows 0, 5, 10, 15, 20. Bar reaches 20. 4 axis lines visible.</w:t>
       </w:r>
@@ -491,9 +521,7 @@
         <w:rPr>
           <w:rFonts w:ascii="Calibri" w:hAnsi="Calibri"/>
           <w:b/>
-          <w:i/>
-          <w:color w:val="6E6E6E"/>
-          <w:sz w:val="19"/>
+          <w:i w:val="0"/>
         </w:rPr>
         <w:t xml:space="preserve">Visual: </w:t>
       </w:r>
@@ -501,9 +529,7 @@
         <w:rPr>
           <w:rFonts w:ascii="Calibri" w:hAnsi="Calibri"/>
           <w:b w:val="0"/>
-          <w:i/>
-          <w:color w:val="6E6E6E"/>
-          <w:sz w:val="19"/>
+          <w:i w:val="0"/>
         </w:rPr>
         <w:t>Vertical bar graph appears on right. Scale of 10. Axis shows 0, 10, 20. Bar reaches 20. 2 axis lines visible.</w:t>
       </w:r>
@@ -576,7 +602,21 @@
     </w:p>
     <w:p>
       <w:pPr>
-        <w:spacing w:before="60" w:after="20"/>
+        <w:spacing w:before="80" w:after="40"/>
+        <w:ind w:left="0"/>
+      </w:pPr>
+      <w:r>
+        <w:rPr>
+          <w:rFonts w:ascii="Calibri" w:hAnsi="Calibri"/>
+          <w:b/>
+          <w:i w:val="0"/>
+        </w:rPr>
+        <w:t>Based on student response:</w:t>
+      </w:r>
+    </w:p>
+    <w:p>
+      <w:pPr>
+        <w:spacing w:before="40" w:after="20"/>
         <w:ind w:left="0"/>
       </w:pPr>
       <w:r>
@@ -606,9 +646,7 @@
         <w:rPr>
           <w:rFonts w:ascii="Calibri" w:hAnsi="Calibri"/>
           <w:b/>
-          <w:i/>
-          <w:color w:val="6E6E6E"/>
-          <w:sz w:val="19"/>
+          <w:i w:val="0"/>
         </w:rPr>
         <w:t xml:space="preserve">Visual: </w:t>
       </w:r>
@@ -616,9 +654,7 @@
         <w:rPr>
           <w:rFonts w:ascii="Calibri" w:hAnsi="Calibri"/>
           <w:b w:val="0"/>
-          <w:i/>
-          <w:color w:val="6E6E6E"/>
-          <w:sz w:val="19"/>
+          <w:i w:val="0"/>
         </w:rPr>
         <w:t>Scale of 10 graph highlights to confirm selection.</w:t>
       </w:r>
@@ -647,8 +683,8 @@
     </w:p>
     <w:p>
       <w:pPr>
-        <w:spacing w:before="60" w:after="20"/>
-        <w:ind w:left="432"/>
+        <w:spacing w:before="40" w:after="20"/>
+        <w:ind w:left="0"/>
       </w:pPr>
       <w:r>
         <w:rPr>
@@ -671,7 +707,7 @@
     <w:p>
       <w:pPr>
         <w:spacing w:before="20" w:after="20"/>
-        <w:ind w:left="720"/>
+        <w:ind w:left="0"/>
       </w:pPr>
       <w:r>
         <w:rPr>
@@ -692,8 +728,8 @@
     </w:p>
     <w:p>
       <w:pPr>
-        <w:spacing w:before="60" w:after="20"/>
-        <w:ind w:left="432"/>
+        <w:spacing w:before="40" w:after="20"/>
+        <w:ind w:left="0"/>
       </w:pPr>
       <w:r>
         <w:rPr>
@@ -716,15 +752,13 @@
     <w:p>
       <w:pPr>
         <w:spacing w:before="20" w:after="20"/>
-        <w:ind w:left="720"/>
+        <w:ind w:left="0"/>
       </w:pPr>
       <w:r>
         <w:rPr>
           <w:rFonts w:ascii="Calibri" w:hAnsi="Calibri"/>
           <w:b/>
-          <w:i/>
-          <w:color w:val="6E6E6E"/>
-          <w:sz w:val="19"/>
+          <w:i w:val="0"/>
         </w:rPr>
         <w:t xml:space="preserve">Visual: </w:t>
       </w:r>
@@ -732,9 +766,7 @@
         <w:rPr>
           <w:rFonts w:ascii="Calibri" w:hAnsi="Calibri"/>
           <w:b w:val="0"/>
-          <w:i/>
-          <w:color w:val="6E6E6E"/>
-          <w:sz w:val="19"/>
+          <w:i w:val="0"/>
         </w:rPr>
         <w:t>Scale of 10 graph highlights.</w:t>
       </w:r>
@@ -742,7 +774,7 @@
     <w:p>
       <w:pPr>
         <w:spacing w:before="20" w:after="20"/>
-        <w:ind w:left="720"/>
+        <w:ind w:left="0"/>
       </w:pPr>
       <w:r>
         <w:rPr>
@@ -763,8 +795,8 @@
     </w:p>
     <w:p>
       <w:pPr>
-        <w:spacing w:before="60" w:after="20"/>
-        <w:ind w:left="432"/>
+        <w:spacing w:before="40" w:after="20"/>
+        <w:ind w:left="0"/>
       </w:pPr>
       <w:r>
         <w:rPr>
@@ -787,15 +819,13 @@
     <w:p>
       <w:pPr>
         <w:spacing w:before="20" w:after="20"/>
-        <w:ind w:left="720"/>
+        <w:ind w:left="0"/>
       </w:pPr>
       <w:r>
         <w:rPr>
           <w:rFonts w:ascii="Calibri" w:hAnsi="Calibri"/>
           <w:b/>
-          <w:i/>
-          <w:color w:val="6E6E6E"/>
-          <w:sz w:val="19"/>
+          <w:i w:val="0"/>
         </w:rPr>
         <w:t xml:space="preserve">Visual: </w:t>
       </w:r>
@@ -803,9 +833,7 @@
         <w:rPr>
           <w:rFonts w:ascii="Calibri" w:hAnsi="Calibri"/>
           <w:b w:val="0"/>
-          <w:i/>
-          <w:color w:val="6E6E6E"/>
-          <w:sz w:val="19"/>
+          <w:i w:val="0"/>
         </w:rPr>
         <w:t>Scale of 10 graph highlights to show the correct answer.</w:t>
       </w:r>
@@ -813,7 +841,7 @@
     <w:p>
       <w:pPr>
         <w:spacing w:before="20" w:after="20"/>
-        <w:ind w:left="720"/>
+        <w:ind w:left="0"/>
       </w:pPr>
       <w:r>
         <w:rPr>
@@ -872,9 +900,7 @@
         <w:rPr>
           <w:rFonts w:ascii="Calibri" w:hAnsi="Calibri"/>
           <w:b/>
-          <w:i/>
-          <w:color w:val="6E6E6E"/>
-          <w:sz w:val="19"/>
+          <w:i w:val="0"/>
         </w:rPr>
         <w:t xml:space="preserve">Visual: </w:t>
       </w:r>
@@ -882,9 +908,7 @@
         <w:rPr>
           <w:rFonts w:ascii="Calibri" w:hAnsi="Calibri"/>
           <w:b w:val="0"/>
-          <w:i/>
-          <w:color w:val="6E6E6E"/>
-          <w:sz w:val="19"/>
+          <w:i w:val="0"/>
         </w:rPr>
         <w:t>Vertical bar graph appears on left side. Scale of 10. Category B bar reaches 35, positioned between 30 and 40 gridlines.</w:t>
       </w:r>
@@ -898,9 +922,7 @@
         <w:rPr>
           <w:rFonts w:ascii="Calibri" w:hAnsi="Calibri"/>
           <w:b/>
-          <w:i/>
-          <w:color w:val="6E6E6E"/>
-          <w:sz w:val="19"/>
+          <w:i w:val="0"/>
         </w:rPr>
         <w:t xml:space="preserve">Visual: </w:t>
       </w:r>
@@ -908,9 +930,7 @@
         <w:rPr>
           <w:rFonts w:ascii="Calibri" w:hAnsi="Calibri"/>
           <w:b w:val="0"/>
-          <w:i/>
-          <w:color w:val="6E6E6E"/>
-          <w:sz w:val="19"/>
+          <w:i w:val="0"/>
         </w:rPr>
         <w:t>Horizontal bar graph appears on right side. Same data, same scale of 10. Category B bar reaches 35, positioned between 30 and 40 gridlines.</w:t>
       </w:r>
@@ -983,7 +1003,21 @@
     </w:p>
     <w:p>
       <w:pPr>
-        <w:spacing w:before="60" w:after="20"/>
+        <w:spacing w:before="80" w:after="40"/>
+        <w:ind w:left="0"/>
+      </w:pPr>
+      <w:r>
+        <w:rPr>
+          <w:rFonts w:ascii="Calibri" w:hAnsi="Calibri"/>
+          <w:b/>
+          <w:i w:val="0"/>
+        </w:rPr>
+        <w:t>Based on student response:</w:t>
+      </w:r>
+    </w:p>
+    <w:p>
+      <w:pPr>
+        <w:spacing w:before="40" w:after="20"/>
         <w:ind w:left="0"/>
       </w:pPr>
       <w:r>
@@ -1013,9 +1047,7 @@
         <w:rPr>
           <w:rFonts w:ascii="Calibri" w:hAnsi="Calibri"/>
           <w:b/>
-          <w:i/>
-          <w:color w:val="6E6E6E"/>
-          <w:sz w:val="19"/>
+          <w:i w:val="0"/>
         </w:rPr>
         <w:t xml:space="preserve">Visual: </w:t>
       </w:r>
@@ -1023,17 +1055,15 @@
         <w:rPr>
           <w:rFonts w:ascii="Calibri" w:hAnsi="Calibri"/>
           <w:b w:val="0"/>
-          <w:i/>
-          <w:color w:val="6E6E6E"/>
-          <w:sz w:val="19"/>
+          <w:i w:val="0"/>
         </w:rPr>
         <w:t>Category B bar highlights in vertical graph.</w:t>
       </w:r>
     </w:p>
     <w:p>
       <w:pPr>
-        <w:spacing w:before="60" w:after="20"/>
-        <w:ind w:left="432"/>
+        <w:spacing w:before="40" w:after="20"/>
+        <w:ind w:left="0"/>
       </w:pPr>
       <w:r>
         <w:rPr>
@@ -1056,7 +1086,7 @@
     <w:p>
       <w:pPr>
         <w:spacing w:before="20" w:after="20"/>
-        <w:ind w:left="720"/>
+        <w:ind w:left="0"/>
       </w:pPr>
       <w:r>
         <w:rPr>
@@ -1077,8 +1107,8 @@
     </w:p>
     <w:p>
       <w:pPr>
-        <w:spacing w:before="60" w:after="20"/>
-        <w:ind w:left="432"/>
+        <w:spacing w:before="40" w:after="20"/>
+        <w:ind w:left="0"/>
       </w:pPr>
       <w:r>
         <w:rPr>
@@ -1101,15 +1131,13 @@
     <w:p>
       <w:pPr>
         <w:spacing w:before="20" w:after="20"/>
-        <w:ind w:left="720"/>
+        <w:ind w:left="0"/>
       </w:pPr>
       <w:r>
         <w:rPr>
           <w:rFonts w:ascii="Calibri" w:hAnsi="Calibri"/>
           <w:b/>
-          <w:i/>
-          <w:color w:val="6E6E6E"/>
-          <w:sz w:val="19"/>
+          <w:i w:val="0"/>
         </w:rPr>
         <w:t xml:space="preserve">Visual: </w:t>
       </w:r>
@@ -1117,9 +1145,7 @@
         <w:rPr>
           <w:rFonts w:ascii="Calibri" w:hAnsi="Calibri"/>
           <w:b w:val="0"/>
-          <w:i/>
-          <w:color w:val="6E6E6E"/>
-          <w:sz w:val="19"/>
+          <w:i w:val="0"/>
         </w:rPr>
         <w:t>Category B bar highlights in vertical graph.</w:t>
       </w:r>
@@ -1127,7 +1153,7 @@
     <w:p>
       <w:pPr>
         <w:spacing w:before="20" w:after="20"/>
-        <w:ind w:left="720"/>
+        <w:ind w:left="0"/>
       </w:pPr>
       <w:r>
         <w:rPr>
@@ -1148,8 +1174,8 @@
     </w:p>
     <w:p>
       <w:pPr>
-        <w:spacing w:before="60" w:after="20"/>
-        <w:ind w:left="432"/>
+        <w:spacing w:before="40" w:after="20"/>
+        <w:ind w:left="0"/>
       </w:pPr>
       <w:r>
         <w:rPr>
@@ -1172,15 +1198,13 @@
     <w:p>
       <w:pPr>
         <w:spacing w:before="20" w:after="20"/>
-        <w:ind w:left="720"/>
+        <w:ind w:left="0"/>
       </w:pPr>
       <w:r>
         <w:rPr>
           <w:rFonts w:ascii="Calibri" w:hAnsi="Calibri"/>
           <w:b/>
-          <w:i/>
-          <w:color w:val="6E6E6E"/>
-          <w:sz w:val="19"/>
+          <w:i w:val="0"/>
         </w:rPr>
         <w:t xml:space="preserve">Visual: </w:t>
       </w:r>
@@ -1188,9 +1212,7 @@
         <w:rPr>
           <w:rFonts w:ascii="Calibri" w:hAnsi="Calibri"/>
           <w:b w:val="0"/>
-          <w:i/>
-          <w:color w:val="6E6E6E"/>
-          <w:sz w:val="19"/>
+          <w:i w:val="0"/>
         </w:rPr>
         <w:t>Guideline draws from top of Category B bar to axis, showing it lands between 30 and 40.</w:t>
       </w:r>
@@ -1198,7 +1220,7 @@
     <w:p>
       <w:pPr>
         <w:spacing w:before="20" w:after="20"/>
-        <w:ind w:left="720"/>
+        <w:ind w:left="0"/>
       </w:pPr>
       <w:r>
         <w:rPr>
@@ -1285,7 +1307,21 @@
     </w:p>
     <w:p>
       <w:pPr>
-        <w:spacing w:before="60" w:after="20"/>
+        <w:spacing w:before="80" w:after="40"/>
+        <w:ind w:left="0"/>
+      </w:pPr>
+      <w:r>
+        <w:rPr>
+          <w:rFonts w:ascii="Calibri" w:hAnsi="Calibri"/>
+          <w:b/>
+          <w:i w:val="0"/>
+        </w:rPr>
+        <w:t>Based on student response:</w:t>
+      </w:r>
+    </w:p>
+    <w:p>
+      <w:pPr>
+        <w:spacing w:before="40" w:after="20"/>
         <w:ind w:left="0"/>
       </w:pPr>
       <w:r>
@@ -1315,9 +1351,7 @@
         <w:rPr>
           <w:rFonts w:ascii="Calibri" w:hAnsi="Calibri"/>
           <w:b/>
-          <w:i/>
-          <w:color w:val="6E6E6E"/>
-          <w:sz w:val="19"/>
+          <w:i w:val="0"/>
         </w:rPr>
         <w:t xml:space="preserve">Visual: </w:t>
       </w:r>
@@ -1325,9 +1359,7 @@
         <w:rPr>
           <w:rFonts w:ascii="Calibri" w:hAnsi="Calibri"/>
           <w:b w:val="0"/>
-          <w:i/>
-          <w:color w:val="6E6E6E"/>
-          <w:sz w:val="19"/>
+          <w:i w:val="0"/>
         </w:rPr>
         <w:t>Category B bar highlights in horizontal graph.</w:t>
       </w:r>
@@ -1356,8 +1388,8 @@
     </w:p>
     <w:p>
       <w:pPr>
-        <w:spacing w:before="60" w:after="20"/>
-        <w:ind w:left="432"/>
+        <w:spacing w:before="40" w:after="20"/>
+        <w:ind w:left="0"/>
       </w:pPr>
       <w:r>
         <w:rPr>
@@ -1380,7 +1412,7 @@
     <w:p>
       <w:pPr>
         <w:spacing w:before="20" w:after="20"/>
-        <w:ind w:left="720"/>
+        <w:ind w:left="0"/>
       </w:pPr>
       <w:r>
         <w:rPr>
@@ -1401,8 +1433,8 @@
     </w:p>
     <w:p>
       <w:pPr>
-        <w:spacing w:before="60" w:after="20"/>
-        <w:ind w:left="432"/>
+        <w:spacing w:before="40" w:after="20"/>
+        <w:ind w:left="0"/>
       </w:pPr>
       <w:r>
         <w:rPr>
@@ -1425,15 +1457,13 @@
     <w:p>
       <w:pPr>
         <w:spacing w:before="20" w:after="20"/>
-        <w:ind w:left="720"/>
+        <w:ind w:left="0"/>
       </w:pPr>
       <w:r>
         <w:rPr>
           <w:rFonts w:ascii="Calibri" w:hAnsi="Calibri"/>
           <w:b/>
-          <w:i/>
-          <w:color w:val="6E6E6E"/>
-          <w:sz w:val="19"/>
+          <w:i w:val="0"/>
         </w:rPr>
         <w:t xml:space="preserve">Visual: </w:t>
       </w:r>
@@ -1441,9 +1471,7 @@
         <w:rPr>
           <w:rFonts w:ascii="Calibri" w:hAnsi="Calibri"/>
           <w:b w:val="0"/>
-          <w:i/>
-          <w:color w:val="6E6E6E"/>
-          <w:sz w:val="19"/>
+          <w:i w:val="0"/>
         </w:rPr>
         <w:t>Category B bar highlights in horizontal graph.</w:t>
       </w:r>
@@ -1451,7 +1479,7 @@
     <w:p>
       <w:pPr>
         <w:spacing w:before="20" w:after="20"/>
-        <w:ind w:left="720"/>
+        <w:ind w:left="0"/>
       </w:pPr>
       <w:r>
         <w:rPr>
@@ -1472,8 +1500,8 @@
     </w:p>
     <w:p>
       <w:pPr>
-        <w:spacing w:before="60" w:after="20"/>
-        <w:ind w:left="432"/>
+        <w:spacing w:before="40" w:after="20"/>
+        <w:ind w:left="0"/>
       </w:pPr>
       <w:r>
         <w:rPr>
@@ -1496,15 +1524,13 @@
     <w:p>
       <w:pPr>
         <w:spacing w:before="20" w:after="20"/>
-        <w:ind w:left="720"/>
+        <w:ind w:left="0"/>
       </w:pPr>
       <w:r>
         <w:rPr>
           <w:rFonts w:ascii="Calibri" w:hAnsi="Calibri"/>
           <w:b/>
-          <w:i/>
-          <w:color w:val="6E6E6E"/>
-          <w:sz w:val="19"/>
+          <w:i w:val="0"/>
         </w:rPr>
         <w:t xml:space="preserve">Visual: </w:t>
       </w:r>
@@ -1512,9 +1538,7 @@
         <w:rPr>
           <w:rFonts w:ascii="Calibri" w:hAnsi="Calibri"/>
           <w:b w:val="0"/>
-          <w:i/>
-          <w:color w:val="6E6E6E"/>
-          <w:sz w:val="19"/>
+          <w:i w:val="0"/>
         </w:rPr>
         <w:t>Guideline draws from end of Category B bar to axis, showing it lands between 30 and 40.</w:t>
       </w:r>
@@ -1522,7 +1546,7 @@
     <w:p>
       <w:pPr>
         <w:spacing w:before="20" w:after="20"/>
-        <w:ind w:left="720"/>
+        <w:ind w:left="0"/>
       </w:pPr>
       <w:r>
         <w:rPr>
@@ -1559,9 +1583,7 @@
         <w:rPr>
           <w:rFonts w:ascii="Calibri" w:hAnsi="Calibri"/>
           <w:b/>
-          <w:i/>
-          <w:color w:val="6E6E6E"/>
-          <w:sz w:val="19"/>
+          <w:i w:val="0"/>
         </w:rPr>
         <w:t xml:space="preserve">Visual: </w:t>
       </w:r>
@@ -1569,9 +1591,7 @@
         <w:rPr>
           <w:rFonts w:ascii="Calibri" w:hAnsi="Calibri"/>
           <w:b w:val="0"/>
-          <w:i/>
-          <w:color w:val="6E6E6E"/>
-          <w:sz w:val="19"/>
+          <w:i w:val="0"/>
         </w:rPr>
         <w:t>Three real-world scenario images appear. A: Counting money (stacks of 10 dollar bills). B: Measuring height (ruler marked in 10s of centimeters). C: Counting items one by one.</w:t>
       </w:r>
@@ -1686,7 +1706,21 @@
     </w:p>
     <w:p>
       <w:pPr>
-        <w:spacing w:before="60" w:after="20"/>
+        <w:spacing w:before="80" w:after="40"/>
+        <w:ind w:left="0"/>
+      </w:pPr>
+      <w:r>
+        <w:rPr>
+          <w:rFonts w:ascii="Calibri" w:hAnsi="Calibri"/>
+          <w:b/>
+          <w:i w:val="0"/>
+        </w:rPr>
+        <w:t>Based on student response:</w:t>
+      </w:r>
+    </w:p>
+    <w:p>
+      <w:pPr>
+        <w:spacing w:before="40" w:after="20"/>
         <w:ind w:left="0"/>
       </w:pPr>
       <w:r>
@@ -1731,8 +1765,8 @@
     </w:p>
     <w:p>
       <w:pPr>
-        <w:spacing w:before="60" w:after="20"/>
-        <w:ind w:left="432"/>
+        <w:spacing w:before="40" w:after="20"/>
+        <w:ind w:left="0"/>
       </w:pPr>
       <w:r>
         <w:rPr>
@@ -1755,15 +1789,13 @@
     <w:p>
       <w:pPr>
         <w:spacing w:before="20" w:after="20"/>
-        <w:ind w:left="720"/>
+        <w:ind w:left="0"/>
       </w:pPr>
       <w:r>
         <w:rPr>
           <w:rFonts w:ascii="Calibri" w:hAnsi="Calibri"/>
           <w:b/>
-          <w:i/>
-          <w:color w:val="6E6E6E"/>
-          <w:sz w:val="19"/>
+          <w:i w:val="0"/>
         </w:rPr>
         <w:t xml:space="preserve">Visual: </w:t>
       </w:r>
@@ -1771,9 +1803,7 @@
         <w:rPr>
           <w:rFonts w:ascii="Calibri" w:hAnsi="Calibri"/>
           <w:b w:val="0"/>
-          <w:i/>
-          <w:color w:val="6E6E6E"/>
-          <w:sz w:val="19"/>
+          <w:i w:val="0"/>
         </w:rPr>
         <w:t>Image A pulses to confirm selection.</w:t>
       </w:r>
@@ -1781,7 +1811,7 @@
     <w:p>
       <w:pPr>
         <w:spacing w:before="20" w:after="20"/>
-        <w:ind w:left="720"/>
+        <w:ind w:left="0"/>
       </w:pPr>
       <w:r>
         <w:rPr>
@@ -1802,8 +1832,8 @@
     </w:p>
     <w:p>
       <w:pPr>
-        <w:spacing w:before="60" w:after="20"/>
-        <w:ind w:left="432"/>
+        <w:spacing w:before="40" w:after="20"/>
+        <w:ind w:left="0"/>
       </w:pPr>
       <w:r>
         <w:rPr>
@@ -1826,15 +1856,13 @@
     <w:p>
       <w:pPr>
         <w:spacing w:before="20" w:after="20"/>
-        <w:ind w:left="720"/>
+        <w:ind w:left="0"/>
       </w:pPr>
       <w:r>
         <w:rPr>
           <w:rFonts w:ascii="Calibri" w:hAnsi="Calibri"/>
           <w:b/>
-          <w:i/>
-          <w:color w:val="6E6E6E"/>
-          <w:sz w:val="19"/>
+          <w:i w:val="0"/>
         </w:rPr>
         <w:t xml:space="preserve">Visual: </w:t>
       </w:r>
@@ -1842,9 +1870,7 @@
         <w:rPr>
           <w:rFonts w:ascii="Calibri" w:hAnsi="Calibri"/>
           <w:b w:val="0"/>
-          <w:i/>
-          <w:color w:val="6E6E6E"/>
-          <w:sz w:val="19"/>
+          <w:i w:val="0"/>
         </w:rPr>
         <w:t>Image B pulses to confirm selection.</w:t>
       </w:r>
@@ -1852,7 +1878,7 @@
     <w:p>
       <w:pPr>
         <w:spacing w:before="20" w:after="20"/>
-        <w:ind w:left="720"/>
+        <w:ind w:left="0"/>
       </w:pPr>
       <w:r>
         <w:rPr>
@@ -1873,8 +1899,8 @@
     </w:p>
     <w:p>
       <w:pPr>
-        <w:spacing w:before="60" w:after="20"/>
-        <w:ind w:left="432"/>
+        <w:spacing w:before="40" w:after="20"/>
+        <w:ind w:left="0"/>
       </w:pPr>
       <w:r>
         <w:rPr>
@@ -1897,15 +1923,13 @@
     <w:p>
       <w:pPr>
         <w:spacing w:before="20" w:after="20"/>
-        <w:ind w:left="720"/>
+        <w:ind w:left="0"/>
       </w:pPr>
       <w:r>
         <w:rPr>
           <w:rFonts w:ascii="Calibri" w:hAnsi="Calibri"/>
           <w:b/>
-          <w:i/>
-          <w:color w:val="6E6E6E"/>
-          <w:sz w:val="19"/>
+          <w:i w:val="0"/>
         </w:rPr>
         <w:t xml:space="preserve">Visual: </w:t>
       </w:r>
@@ -1913,9 +1937,7 @@
         <w:rPr>
           <w:rFonts w:ascii="Calibri" w:hAnsi="Calibri"/>
           <w:b w:val="0"/>
-          <w:i/>
-          <w:color w:val="6E6E6E"/>
-          <w:sz w:val="19"/>
+          <w:i w:val="0"/>
         </w:rPr>
         <w:t>Images A and B dim slightly to draw attention.</w:t>
       </w:r>
@@ -1923,7 +1945,7 @@
     <w:p>
       <w:pPr>
         <w:spacing w:before="20" w:after="20"/>
-        <w:ind w:left="720"/>
+        <w:ind w:left="0"/>
       </w:pPr>
       <w:r>
         <w:rPr>
@@ -1944,8 +1966,8 @@
     </w:p>
     <w:p>
       <w:pPr>
-        <w:spacing w:before="60" w:after="20"/>
-        <w:ind w:left="432"/>
+        <w:spacing w:before="40" w:after="20"/>
+        <w:ind w:left="0"/>
       </w:pPr>
       <w:r>
         <w:rPr>
@@ -1968,15 +1990,13 @@
     <w:p>
       <w:pPr>
         <w:spacing w:before="20" w:after="20"/>
-        <w:ind w:left="720"/>
+        <w:ind w:left="0"/>
       </w:pPr>
       <w:r>
         <w:rPr>
           <w:rFonts w:ascii="Calibri" w:hAnsi="Calibri"/>
           <w:b/>
-          <w:i/>
-          <w:color w:val="6E6E6E"/>
-          <w:sz w:val="19"/>
+          <w:i w:val="0"/>
         </w:rPr>
         <w:t xml:space="preserve">Visual: </w:t>
       </w:r>
@@ -1984,9 +2004,7 @@
         <w:rPr>
           <w:rFonts w:ascii="Calibri" w:hAnsi="Calibri"/>
           <w:b w:val="0"/>
-          <w:i/>
-          <w:color w:val="6E6E6E"/>
-          <w:sz w:val="19"/>
+          <w:i w:val="0"/>
         </w:rPr>
         <w:t>Images A and B highlight, C dims.</w:t>
       </w:r>
@@ -1994,7 +2012,7 @@
     <w:p>
       <w:pPr>
         <w:spacing w:before="20" w:after="20"/>
-        <w:ind w:left="720"/>
+        <w:ind w:left="0"/>
       </w:pPr>
       <w:r>
         <w:rPr>
@@ -2015,8 +2033,8 @@
     </w:p>
     <w:p>
       <w:pPr>
-        <w:spacing w:before="60" w:after="20"/>
-        <w:ind w:left="432"/>
+        <w:spacing w:before="40" w:after="20"/>
+        <w:ind w:left="0"/>
       </w:pPr>
       <w:r>
         <w:rPr>
@@ -2039,15 +2057,13 @@
     <w:p>
       <w:pPr>
         <w:spacing w:before="20" w:after="20"/>
-        <w:ind w:left="720"/>
+        <w:ind w:left="0"/>
       </w:pPr>
       <w:r>
         <w:rPr>
           <w:rFonts w:ascii="Calibri" w:hAnsi="Calibri"/>
           <w:b/>
-          <w:i/>
-          <w:color w:val="6E6E6E"/>
-          <w:sz w:val="19"/>
+          <w:i w:val="0"/>
         </w:rPr>
         <w:t xml:space="preserve">Visual: </w:t>
       </w:r>
@@ -2055,9 +2071,7 @@
         <w:rPr>
           <w:rFonts w:ascii="Calibri" w:hAnsi="Calibri"/>
           <w:b w:val="0"/>
-          <w:i/>
-          <w:color w:val="6E6E6E"/>
-          <w:sz w:val="19"/>
+          <w:i w:val="0"/>
         </w:rPr>
         <w:t>Images A and B highlight. Annotation appears: '10, 20, 30...' over both.</w:t>
       </w:r>
@@ -2065,7 +2079,7 @@
     <w:p>
       <w:pPr>
         <w:spacing w:before="20" w:after="20"/>
-        <w:ind w:left="720"/>
+        <w:ind w:left="0"/>
       </w:pPr>
       <w:r>
         <w:rPr>
@@ -2124,9 +2138,7 @@
         <w:rPr>
           <w:rFonts w:ascii="Calibri" w:hAnsi="Calibri"/>
           <w:b/>
-          <w:i/>
-          <w:color w:val="6E6E6E"/>
-          <w:sz w:val="19"/>
+          <w:i w:val="0"/>
         </w:rPr>
         <w:t xml:space="preserve">Visual: </w:t>
       </w:r>
@@ -2134,9 +2146,7 @@
         <w:rPr>
           <w:rFonts w:ascii="Calibri" w:hAnsi="Calibri"/>
           <w:b w:val="0"/>
-          <w:i/>
-          <w:color w:val="6E6E6E"/>
-          <w:sz w:val="19"/>
+          <w:i w:val="0"/>
         </w:rPr>
         <w:t>Vertical bar graph appears. Single bar highlighted, ending at 45 between 40 and 50 gridlines. Ghost gridlines at 5s visible.</w:t>
       </w:r>
@@ -2265,7 +2275,21 @@
     </w:p>
     <w:p>
       <w:pPr>
-        <w:spacing w:before="60" w:after="20"/>
+        <w:spacing w:before="80" w:after="40"/>
+        <w:ind w:left="0"/>
+      </w:pPr>
+      <w:r>
+        <w:rPr>
+          <w:rFonts w:ascii="Calibri" w:hAnsi="Calibri"/>
+          <w:b/>
+          <w:i w:val="0"/>
+        </w:rPr>
+        <w:t>Based on student response:</w:t>
+      </w:r>
+    </w:p>
+    <w:p>
+      <w:pPr>
+        <w:spacing w:before="40" w:after="20"/>
         <w:ind w:left="0"/>
       </w:pPr>
       <w:r>
@@ -2310,8 +2334,8 @@
     </w:p>
     <w:p>
       <w:pPr>
-        <w:spacing w:before="60" w:after="20"/>
-        <w:ind w:left="432"/>
+        <w:spacing w:before="40" w:after="20"/>
+        <w:ind w:left="0"/>
       </w:pPr>
       <w:r>
         <w:rPr>
@@ -2334,15 +2358,13 @@
     <w:p>
       <w:pPr>
         <w:spacing w:before="20" w:after="20"/>
-        <w:ind w:left="720"/>
+        <w:ind w:left="0"/>
       </w:pPr>
       <w:r>
         <w:rPr>
           <w:rFonts w:ascii="Calibri" w:hAnsi="Calibri"/>
           <w:b/>
-          <w:i/>
-          <w:color w:val="6E6E6E"/>
-          <w:sz w:val="19"/>
+          <w:i w:val="0"/>
         </w:rPr>
         <w:t xml:space="preserve">Visual: </w:t>
       </w:r>
@@ -2350,9 +2372,7 @@
         <w:rPr>
           <w:rFonts w:ascii="Calibri" w:hAnsi="Calibri"/>
           <w:b w:val="0"/>
-          <w:i/>
-          <w:color w:val="6E6E6E"/>
-          <w:sz w:val="19"/>
+          <w:i w:val="0"/>
         </w:rPr>
         <w:t>Bar remains highlighted. Ghost gridlines at 5s pulse briefly.</w:t>
       </w:r>
@@ -2360,7 +2380,7 @@
     <w:p>
       <w:pPr>
         <w:spacing w:before="20" w:after="20"/>
-        <w:ind w:left="720"/>
+        <w:ind w:left="0"/>
       </w:pPr>
       <w:r>
         <w:rPr>
@@ -2381,8 +2401,8 @@
     </w:p>
     <w:p>
       <w:pPr>
-        <w:spacing w:before="60" w:after="20"/>
-        <w:ind w:left="432"/>
+        <w:spacing w:before="40" w:after="20"/>
+        <w:ind w:left="0"/>
       </w:pPr>
       <w:r>
         <w:rPr>
@@ -2405,15 +2425,13 @@
     <w:p>
       <w:pPr>
         <w:spacing w:before="20" w:after="20"/>
-        <w:ind w:left="720"/>
+        <w:ind w:left="0"/>
       </w:pPr>
       <w:r>
         <w:rPr>
           <w:rFonts w:ascii="Calibri" w:hAnsi="Calibri"/>
           <w:b/>
-          <w:i/>
-          <w:color w:val="6E6E6E"/>
-          <w:sz w:val="19"/>
+          <w:i w:val="0"/>
         </w:rPr>
         <w:t xml:space="preserve">Visual: </w:t>
       </w:r>
@@ -2421,9 +2439,7 @@
         <w:rPr>
           <w:rFonts w:ascii="Calibri" w:hAnsi="Calibri"/>
           <w:b w:val="0"/>
-          <w:i/>
-          <w:color w:val="6E6E6E"/>
-          <w:sz w:val="19"/>
+          <w:i w:val="0"/>
         </w:rPr>
         <w:t>Bar remains highlighted. Ghost gridlines at 5s pulse briefly.</w:t>
       </w:r>
@@ -2431,7 +2447,7 @@
     <w:p>
       <w:pPr>
         <w:spacing w:before="20" w:after="20"/>
-        <w:ind w:left="720"/>
+        <w:ind w:left="0"/>
       </w:pPr>
       <w:r>
         <w:rPr>
@@ -2452,8 +2468,8 @@
     </w:p>
     <w:p>
       <w:pPr>
-        <w:spacing w:before="60" w:after="20"/>
-        <w:ind w:left="432"/>
+        <w:spacing w:before="40" w:after="20"/>
+        <w:ind w:left="0"/>
       </w:pPr>
       <w:r>
         <w:rPr>
@@ -2476,15 +2492,13 @@
     <w:p>
       <w:pPr>
         <w:spacing w:before="20" w:after="20"/>
-        <w:ind w:left="720"/>
+        <w:ind w:left="0"/>
       </w:pPr>
       <w:r>
         <w:rPr>
           <w:rFonts w:ascii="Calibri" w:hAnsi="Calibri"/>
           <w:b/>
-          <w:i/>
-          <w:color w:val="6E6E6E"/>
-          <w:sz w:val="19"/>
+          <w:i w:val="0"/>
         </w:rPr>
         <w:t xml:space="preserve">Visual: </w:t>
       </w:r>
@@ -2492,9 +2506,7 @@
         <w:rPr>
           <w:rFonts w:ascii="Calibri" w:hAnsi="Calibri"/>
           <w:b w:val="0"/>
-          <w:i/>
-          <w:color w:val="6E6E6E"/>
-          <w:sz w:val="19"/>
+          <w:i w:val="0"/>
         </w:rPr>
         <w:t>Bar remains highlighted. Ghost gridlines at 5s pulse briefly.</w:t>
       </w:r>
@@ -2502,7 +2514,7 @@
     <w:p>
       <w:pPr>
         <w:spacing w:before="20" w:after="20"/>
-        <w:ind w:left="720"/>
+        <w:ind w:left="0"/>
       </w:pPr>
       <w:r>
         <w:rPr>
@@ -2523,8 +2535,8 @@
     </w:p>
     <w:p>
       <w:pPr>
-        <w:spacing w:before="60" w:after="20"/>
-        <w:ind w:left="432"/>
+        <w:spacing w:before="40" w:after="20"/>
+        <w:ind w:left="0"/>
       </w:pPr>
       <w:r>
         <w:rPr>
@@ -2547,15 +2559,13 @@
     <w:p>
       <w:pPr>
         <w:spacing w:before="20" w:after="20"/>
-        <w:ind w:left="720"/>
+        <w:ind w:left="0"/>
       </w:pPr>
       <w:r>
         <w:rPr>
           <w:rFonts w:ascii="Calibri" w:hAnsi="Calibri"/>
           <w:b/>
-          <w:i/>
-          <w:color w:val="6E6E6E"/>
-          <w:sz w:val="19"/>
+          <w:i w:val="0"/>
         </w:rPr>
         <w:t xml:space="preserve">Visual: </w:t>
       </w:r>
@@ -2563,9 +2573,7 @@
         <w:rPr>
           <w:rFonts w:ascii="Calibri" w:hAnsi="Calibri"/>
           <w:b w:val="0"/>
-          <w:i/>
-          <w:color w:val="6E6E6E"/>
-          <w:sz w:val="19"/>
+          <w:i w:val="0"/>
         </w:rPr>
         <w:t>Ghost gridlines at 5s pulse. The space between 40 and 50 highlights briefly, then the halfway point at 45 glows.</w:t>
       </w:r>
@@ -2573,7 +2581,7 @@
     <w:p>
       <w:pPr>
         <w:spacing w:before="20" w:after="20"/>
-        <w:ind w:left="720"/>
+        <w:ind w:left="0"/>
       </w:pPr>
       <w:r>
         <w:rPr>
